--- a/test/Тест-требования.docx
+++ b/test/Тест-требования.docx
@@ -4,6 +4,7 @@
   <w:body>
     <w:p>
       <w:pPr>
+        <w:jc w:val="both"/>
         <w:rPr>
           <w:rFonts w:ascii="Times New Roman" w:hAnsi="Times New Roman"/>
           <w:sz w:val="28"/>
@@ -36,6 +37,7 @@
           <w:ilvl w:val="0"/>
           <w:numId w:val="1"/>
         </w:numPr>
+        <w:jc w:val="both"/>
         <w:rPr>
           <w:rFonts w:ascii="Times New Roman" w:hAnsi="Times New Roman"/>
           <w:sz w:val="28"/>
@@ -74,6 +76,7 @@
           <w:ilvl w:val="0"/>
           <w:numId w:val="1"/>
         </w:numPr>
+        <w:jc w:val="both"/>
         <w:rPr>
           <w:rFonts w:ascii="Times New Roman" w:hAnsi="Times New Roman"/>
           <w:sz w:val="28"/>
@@ -128,6 +131,7 @@
           <w:ilvl w:val="0"/>
           <w:numId w:val="1"/>
         </w:numPr>
+        <w:jc w:val="both"/>
         <w:rPr>
           <w:rFonts w:ascii="Times New Roman" w:hAnsi="Times New Roman"/>
           <w:sz w:val="28"/>
@@ -156,18 +160,26 @@
           <w:sz w:val="28"/>
           <w:szCs w:val="28"/>
         </w:rPr>
-        <w:t xml:space="preserve"> Информациях о полетах должна сохраняться в файл. В нём должна отражаться вся информация о полетах в читаемом виде.</w:t>
-      </w:r>
-      <w:r>
-        <w:rPr>
-          <w:rFonts w:ascii="Times New Roman" w:hAnsi="Times New Roman"/>
-          <w:sz w:val="28"/>
-          <w:szCs w:val="28"/>
-        </w:rPr>
-        <w:t>ы</w:t>
+        <w:t xml:space="preserve"> </w:t>
       </w:r>
       <w:bookmarkStart w:id="0" w:name="_GoBack"/>
+      <w:r>
+        <w:rPr>
+          <w:rFonts w:ascii="Times New Roman" w:hAnsi="Times New Roman"/>
+          <w:sz w:val="28"/>
+          <w:szCs w:val="28"/>
+        </w:rPr>
+        <w:t>Информациях о полетах должна сохраняться в файл. В нём должна отражаться вся информация о полетах в читаемом виде</w:t>
+      </w:r>
       <w:bookmarkEnd w:id="0"/>
+      <w:r>
+        <w:rPr>
+          <w:rFonts w:ascii="Times New Roman" w:hAnsi="Times New Roman"/>
+          <w:sz w:val="28"/>
+          <w:szCs w:val="28"/>
+        </w:rPr>
+        <w:t>.</w:t>
+      </w:r>
     </w:p>
     <w:sectPr>
       <w:pgSz w:w="11906" w:h="16838"/>
